--- a/fixtures/generated/c02__text-box.docx
+++ b/fixtures/generated/c02__text-box.docx
@@ -37,7 +37,12 @@
                 </w:p>
                 <w:p>
                   <w:r>
-                    <w:t xml:space="preserve">Kilworth Road</w:t>
+                    <w:t xml:space="preserve">Fermoy</w:t>
+                  </w:r>
+                </w:p>
+                <w:p>
+                  <w:r>
+                    <w:t xml:space="preserve">Co. Cork</w:t>
                   </w:r>
                 </w:p>
                 <w:p>
